--- a/sow-work/handoff_claude_code/Instrucciones_Diagnostico_SoW.docx
+++ b/sow-work/handoff_claude_code/Instrucciones_Diagnostico_SoW.docx
@@ -192,51 +192,64 @@
           <w:color w:val="000000"/>
           <w:sz w:val="28"/>
         </w:rPr>
-        <w:t xml:space="preserve">Paso 2 — Probar el diagnóstico completo</w:t>
-      </w:r>
-    </w:p>
-    <w:p>
-      <w:pPr>
-        <w:spacing w:after="60"/>
-      </w:pPr>
-      <w:r>
-        <w:rPr>
-          <w:sz w:val="22"/>
-        </w:rPr>
-        <w:t xml:space="preserve">1. Otra vez en el menú “Diagnóstico Share of Wallet”, da clic en “Abrir panel de diagnóstico”.</w:t>
-      </w:r>
-    </w:p>
-    <w:p>
-      <w:pPr>
-        <w:spacing w:after="60"/>
-      </w:pPr>
-      <w:r>
-        <w:rPr>
-          <w:sz w:val="22"/>
-        </w:rPr>
-        <w:t xml:space="preserve">2. Elige uno de los clientes de ejemplo (ficticios) y da clic en Continuar.</w:t>
-      </w:r>
-    </w:p>
-    <w:p>
-      <w:pPr>
-        <w:spacing w:after="60"/>
-      </w:pPr>
-      <w:r>
-        <w:rPr>
-          <w:sz w:val="22"/>
-        </w:rPr>
-        <w:t xml:space="preserve">3. Contesta las preguntas — puedes inventar cualquier respuesta, es solo para ver cómo se comporta.</w:t>
-      </w:r>
-    </w:p>
-    <w:p>
-      <w:pPr>
-        <w:spacing w:after="280"/>
-      </w:pPr>
-      <w:r>
-        <w:rPr>
-          <w:sz w:val="22"/>
-        </w:rPr>
-        <w:t xml:space="preserve">4. Da clic en “Ver resultado y generar entregables”. En unos segundos verás la prioridad del cliente, las oportunidades detectadas, y dos enlaces: el PDF del asesor y el guion de conversación.</w:t>
+        <w:t xml:space="preserve">Paso 2 — Generar un diagnóstico completo (opción recomendada)</w:t>
+      </w:r>
+    </w:p>
+    <w:p>
+      <w:pPr>
+        <w:spacing w:after="60"/>
+      </w:pPr>
+      <w:r>
+        <w:rPr>
+          <w:sz w:val="22"/>
+        </w:rPr>
+        <w:t xml:space="preserve">1. Otra vez en el menú “Diagnóstico Share of Wallet”, da clic en “Generar entregables por preguntas (opción segura)”.</w:t>
+      </w:r>
+    </w:p>
+    <w:p>
+      <w:pPr>
+        <w:spacing w:after="60"/>
+      </w:pPr>
+      <w:r>
+        <w:rPr>
+          <w:sz w:val="22"/>
+        </w:rPr>
+        <w:t xml:space="preserve">2. Contesta las preguntas que van apareciendo en ventanitas — nombre del cliente, giro del negocio, con qué banco tiene su captación y sus cambios, si tiene crédito con otro banco y si recibe cotizaciones. Puedes inventar cualquier respuesta, es solo para ver cómo se comporta.</w:t>
+      </w:r>
+    </w:p>
+    <w:p>
+      <w:pPr>
+        <w:spacing w:after="60"/>
+      </w:pPr>
+      <w:r>
+        <w:rPr>
+          <w:i/>
+          <w:color w:val="707272"/>
+          <w:sz w:val="20"/>
+        </w:rPr>
+        <w:t xml:space="preserve">Esta opción usa únicamente ventanas emergentes de Google Sheets — es la más confiable y la que recomendamos usar con un asesor. No necesita nada más.</w:t>
+      </w:r>
+    </w:p>
+    <w:p>
+      <w:pPr>
+        <w:spacing w:after="60"/>
+      </w:pPr>
+      <w:r>
+        <w:rPr>
+          <w:sz w:val="22"/>
+        </w:rPr>
+        <w:t xml:space="preserve">3. Al terminar la última pregunta verás un resultado con la prioridad del cliente, las oportunidades detectadas, y dos botones: uno para abrir el PDF del asesor y otro para el guion de conversación.</w:t>
+      </w:r>
+    </w:p>
+    <w:p>
+      <w:pPr>
+        <w:spacing w:after="280"/>
+      </w:pPr>
+      <w:r>
+        <w:rPr>
+          <w:sz w:val="22"/>
+        </w:rPr>
+        <w:t xml:space="preserve">También existe un “panel de diagnóstico” visual (menú → “Abrir panel de diagnóstico (panel visual)”) con la misma información en un panel lateral. Es más vistoso, pero en algunos equipos el navegador bloquea su comunicación con el servidor por configuración de privacidad — si eso pasa, usa la opción de preguntas de arriba, que siempre funciona.</w:t>
       </w:r>
     </w:p>
     <w:p>

--- a/sow-work/handoff_claude_code/Instrucciones_Diagnostico_SoW.docx
+++ b/sow-work/handoff_claude_code/Instrucciones_Diagnostico_SoW.docx
@@ -192,29 +192,29 @@
           <w:color w:val="000000"/>
           <w:sz w:val="28"/>
         </w:rPr>
-        <w:t xml:space="preserve">Paso 2 — Generar un diagnóstico completo (opción recomendada)</w:t>
-      </w:r>
-    </w:p>
-    <w:p>
-      <w:pPr>
-        <w:spacing w:after="60"/>
-      </w:pPr>
-      <w:r>
-        <w:rPr>
-          <w:sz w:val="22"/>
-        </w:rPr>
-        <w:t xml:space="preserve">1. Otra vez en el menú “Diagnóstico Share of Wallet”, da clic en “Generar entregables por preguntas (opción segura)”.</w:t>
-      </w:r>
-    </w:p>
-    <w:p>
-      <w:pPr>
-        <w:spacing w:after="60"/>
-      </w:pPr>
-      <w:r>
-        <w:rPr>
-          <w:sz w:val="22"/>
-        </w:rPr>
-        <w:t xml:space="preserve">2. Contesta las preguntas que van apareciendo en ventanitas — nombre del cliente, giro del negocio, con qué banco tiene su captación y sus cambios, si tiene crédito con otro banco y si recibe cotizaciones. Puedes inventar cualquier respuesta, es solo para ver cómo se comporta.</w:t>
+        <w:t xml:space="preserve">Paso 2 — Generar un diagnóstico</w:t>
+      </w:r>
+    </w:p>
+    <w:p>
+      <w:pPr>
+        <w:spacing w:after="60"/>
+      </w:pPr>
+      <w:r>
+        <w:rPr>
+          <w:sz w:val="22"/>
+        </w:rPr>
+        <w:t xml:space="preserve">1. Otra vez en el menú “Diagnóstico Share of Wallet”, da clic en “Generar diagnóstico”. Es la única opción — no hay nada más que elegir.</w:t>
+      </w:r>
+    </w:p>
+    <w:p>
+      <w:pPr>
+        <w:spacing w:after="60"/>
+      </w:pPr>
+      <w:r>
+        <w:rPr>
+          <w:sz w:val="22"/>
+        </w:rPr>
+        <w:t xml:space="preserve">2. Si ya hay clientes registrados, primero te pregunta si quieres buscar uno (te recuerda qué quedó pendiente de la visita anterior) o registrar uno nuevo. Luego contesta las preguntas en las ventanitas — giro del negocio, con qué banco tiene su captación y sus cambios (elige de la lista o "Otro" para escribirlo), si tiene crédito con otro banco, si recibe cotizaciones, y si quedó algo pendiente para la próxima visita. Puedes inventar cualquier respuesta, es solo para ver cómo se comporta.</w:t>
       </w:r>
     </w:p>
     <w:p>
@@ -227,29 +227,29 @@
           <w:color w:val="707272"/>
           <w:sz w:val="20"/>
         </w:rPr>
-        <w:t xml:space="preserve">Esta opción usa únicamente ventanas emergentes de Google Sheets — es la más confiable y la que recomendamos usar con un asesor. No necesita nada más.</w:t>
-      </w:r>
-    </w:p>
-    <w:p>
-      <w:pPr>
-        <w:spacing w:after="60"/>
-      </w:pPr>
-      <w:r>
-        <w:rPr>
-          <w:sz w:val="22"/>
-        </w:rPr>
-        <w:t xml:space="preserve">3. Al terminar la última pregunta verás un resultado con la prioridad del cliente, las oportunidades detectadas, y dos botones: uno para abrir el PDF del asesor y otro para el guion de conversación.</w:t>
-      </w:r>
-    </w:p>
-    <w:p>
-      <w:pPr>
-        <w:spacing w:after="280"/>
-      </w:pPr>
-      <w:r>
-        <w:rPr>
-          <w:sz w:val="22"/>
-        </w:rPr>
-        <w:t xml:space="preserve">También existe un “panel de diagnóstico” visual (menú → “Abrir panel de diagnóstico (panel visual)”) con la misma información en un panel lateral. Es más vistoso, pero en algunos equipos el navegador bloquea su comunicación con el servidor por configuración de privacidad — si eso pasa, usa la opción de preguntas de arriba, que siempre funciona.</w:t>
+        <w:t xml:space="preserve">Todo se guarda en un archivo de Google Sheets aparte, exclusivo para estos datos (no en esta hoja de prueba) — así queda un historial por cliente que se puede consultar la próxima vez.</w:t>
+      </w:r>
+    </w:p>
+    <w:p>
+      <w:pPr>
+        <w:spacing w:after="60"/>
+      </w:pPr>
+      <w:r>
+        <w:rPr>
+          <w:sz w:val="22"/>
+        </w:rPr>
+        <w:t xml:space="preserve">3. Al terminar verás un resultado con la prioridad del cliente, lo que quedó pendiente (si escribiste algo), las oportunidades detectadas, y dos botones: uno para abrir el PDF del asesor y otro para el guion de conversación.</w:t>
+      </w:r>
+    </w:p>
+    <w:p>
+      <w:pPr>
+        <w:spacing w:after="280"/>
+      </w:pPr>
+      <w:r>
+        <w:rPr>
+          <w:sz w:val="22"/>
+        </w:rPr>
+        <w:t xml:space="preserve">Nota: la primera vez que uses “Generar diagnóstico”, Google puede tardar unos segundos en crear ese archivo de base de datos — es normal, solo pasa una vez.</w:t>
       </w:r>
     </w:p>
     <w:p>

--- a/sow-work/handoff_claude_code/Instrucciones_Diagnostico_SoW.docx
+++ b/sow-work/handoff_claude_code/Instrucciones_Diagnostico_SoW.docx
@@ -214,7 +214,7 @@
         <w:rPr>
           <w:sz w:val="22"/>
         </w:rPr>
-        <w:t xml:space="preserve">2. Si ya hay clientes registrados, primero te pregunta si quieres buscar uno (te recuerda qué quedó pendiente de la visita anterior) o registrar uno nuevo. Luego contesta las preguntas en las ventanitas — giro del negocio, con qué banco tiene su captación y sus cambios (elige de la lista o "Otro" para escribirlo), si tiene crédito con otro banco, si recibe cotizaciones, y si quedó algo pendiente para la próxima visita. Puedes inventar cualquier respuesta, es solo para ver cómo se comporta.</w:t>
+        <w:t xml:space="preserve">2. Si ya hay clientes registrados, primero te pregunta si quieres buscar uno (te recuerda qué quedó pendiente de la visita anterior) o registrar uno nuevo. Si ya son muchos, te deja buscarlo escribiendo una parte del nombre. Luego contesta las preguntas en las ventanitas — giro del negocio, con qué banco tiene su captación y sus cambios (elige de la lista o "Otro" para escribirlo), si tiene crédito con otro banco y si recibe cotizaciones. Al final te pregunta si quieres capturar montos aproximados (es opcional: son 4 preguntas más y puedes dejarlas vacías) y si quedó algo pendiente para la próxima visita. Puedes inventar cualquier respuesta, es solo para ver cómo se comporta.</w:t>
       </w:r>
     </w:p>
     <w:p>
@@ -232,24 +232,36 @@
     </w:p>
     <w:p>
       <w:pPr>
-        <w:spacing w:after="60"/>
-      </w:pPr>
-      <w:r>
-        <w:rPr>
-          <w:sz w:val="22"/>
-        </w:rPr>
-        <w:t xml:space="preserve">3. Al terminar verás un resultado con la prioridad del cliente, lo que quedó pendiente (si escribiste algo), las oportunidades detectadas, y dos botones: uno para abrir el PDF del asesor y otro para el guion de conversación.</w:t>
-      </w:r>
-    </w:p>
-    <w:p>
-      <w:pPr>
-        <w:spacing w:after="280"/>
-      </w:pPr>
-      <w:r>
-        <w:rPr>
-          <w:sz w:val="22"/>
-        </w:rPr>
-        <w:t xml:space="preserve">Nota: la primera vez que uses “Generar diagnóstico”, Google puede tardar unos segundos en crear ese archivo de base de datos — es normal, solo pasa una vez.</w:t>
+        <w:pStyle w:val="Normal"/>
+        <w:spacing w:after="60"/>
+      </w:pPr>
+      <w:r>
+        <w:rPr>
+          <w:sz w:val="22"/>
+        </w:rPr>
+        <w:t xml:space="preserve">3. Si te equivocas en una respuesta, puedes regresar a la anterior y corregirla: escribe 0 en las preguntas de lista, o la palabra volver en las de escribir. Y si le das a Cancelar sin querer, primero te pregunta qué quieres hacer — no se pierde lo que ya llevabas contestado.</w:t>
+      </w:r>
+    </w:p>
+    <w:p>
+      <w:pPr>
+        <w:spacing w:after="60"/>
+      </w:pPr>
+      <w:r>
+        <w:rPr>
+          <w:sz w:val="22"/>
+        </w:rPr>
+        <w:t xml:space="preserve">4. Al terminar verás un resultado con la prioridad del cliente, lo que quedó pendiente (si escribiste algo), las oportunidades detectadas, y dos botones: uno para abrir el PDF del asesor y otro para el guion de conversación.</w:t>
+      </w:r>
+    </w:p>
+    <w:p>
+      <w:pPr>
+        <w:spacing w:after="280"/>
+      </w:pPr>
+      <w:r>
+        <w:rPr>
+          <w:sz w:val="22"/>
+        </w:rPr>
+        <w:t xml:space="preserve">Nota: la primera vez que uses “Generar diagnóstico”, Google puede tardar unos segundos en crear el archivo de base de datos — es normal, solo pasa una vez. En ese mismo menú hay dos opciones más: “Abrir la base de datos de clientes”, para ver el historial o compartirlo con otro asesor, y “Reconectar la base de datos”, que solo se usa si el sistema avisa que no puede abrirla.</w:t>
       </w:r>
     </w:p>
     <w:p>

--- a/sow-work/handoff_claude_code/Instrucciones_Diagnostico_SoW.docx
+++ b/sow-work/handoff_claude_code/Instrucciones_Diagnostico_SoW.docx
@@ -125,6 +125,17 @@
     </w:p>
     <w:p>
       <w:pPr>
+        <w:spacing w:after="280"/>
+      </w:pPr>
+      <w:r>
+        <w:rPr>
+          <w:sz w:val="22"/>
+        </w:rPr>
+        <w:t xml:space="preserve">Antes de empezar, un ajuste del navegador (1 minuto): usa Google Chrome y revisa en chrome://settings/cookies que NO tengas activado “Bloquear cookies de terceros”. El panel se comunica con Google por dentro y algunos navegadores bloquean esa comunicación por privacidad: si te pasa, el panel se ve bien pero no responde al dar clic. Si algo no responde, es casi seguro esto — avísanos y lo resolvemos.</w:t>
+      </w:r>
+    </w:p>
+    <w:p>
+      <w:pPr>
         <w:pStyle w:val="Heading2"/>
         <w:spacing w:before="120" w:after="120"/>
       </w:pPr>
@@ -192,29 +203,29 @@
           <w:color w:val="000000"/>
           <w:sz w:val="28"/>
         </w:rPr>
-        <w:t xml:space="preserve">Paso 2 — Generar un diagnóstico</w:t>
-      </w:r>
-    </w:p>
-    <w:p>
-      <w:pPr>
-        <w:spacing w:after="60"/>
-      </w:pPr>
-      <w:r>
-        <w:rPr>
-          <w:sz w:val="22"/>
-        </w:rPr>
-        <w:t xml:space="preserve">1. Otra vez en el menú “Diagnóstico Share of Wallet”, da clic en “Generar diagnóstico”. Es la única opción — no hay nada más que elegir.</w:t>
-      </w:r>
-    </w:p>
-    <w:p>
-      <w:pPr>
-        <w:spacing w:after="60"/>
-      </w:pPr>
-      <w:r>
-        <w:rPr>
-          <w:sz w:val="22"/>
-        </w:rPr>
-        <w:t xml:space="preserve">2. Si ya hay clientes registrados, primero te pregunta si quieres buscar uno (te recuerda qué quedó pendiente de la visita anterior) o registrar uno nuevo. Si ya son muchos, te deja buscarlo escribiendo una parte del nombre. Luego contesta las preguntas en las ventanitas — giro del negocio, con qué banco tiene su captación y sus cambios (elige de la lista o "Otro" para escribirlo), si tiene crédito con otro banco y si recibe cotizaciones. Al final te pregunta si quieres capturar montos aproximados (es opcional: son 4 preguntas más y puedes dejarlas vacías) y si quedó algo pendiente para la próxima visita. Puedes inventar cualquier respuesta, es solo para ver cómo se comporta.</w:t>
+        <w:t xml:space="preserve">Paso 2 — Abrir el panel y probarlo</w:t>
+      </w:r>
+    </w:p>
+    <w:p>
+      <w:pPr>
+        <w:spacing w:after="60"/>
+      </w:pPr>
+      <w:r>
+        <w:rPr>
+          <w:sz w:val="22"/>
+        </w:rPr>
+        <w:t xml:space="preserve">1. Otra vez en el menú “Diagnóstico Share of Wallet”, da clic en “Abrir panel de diagnóstico”. Se abre un panel a la derecha con tres opciones: capturar una visita (la principal, resaltada en amarillo), ver el historial de diagnósticos, y volver a correr las autopruebas.</w:t>
+      </w:r>
+    </w:p>
+    <w:p>
+      <w:pPr>
+        <w:spacing w:after="60"/>
+      </w:pPr>
+      <w:r>
+        <w:rPr>
+          <w:sz w:val="22"/>
+        </w:rPr>
+        <w:t xml:space="preserve">2. Entra a la primera opción. Te pide el cliente (escribe un nombre: si ya lo visitaste aparece en la lista con lo que quedó pendiente; si es nuevo, te ofrece usar el que escribiste), el giro del negocio, con qué banco tiene su captación y sus cambios (si no está en la lista, elige “Otro (especifica)” y escríbelo), si tiene crédito con otro banco y si recibe cotizaciones. Al final hay un bloque opcional de “Datos adicionales” con los montos aproximados y el pendiente para la próxima visita. Puedes inventar cualquier respuesta.</w:t>
       </w:r>
     </w:p>
     <w:p>
@@ -239,29 +250,18 @@
         <w:rPr>
           <w:sz w:val="22"/>
         </w:rPr>
-        <w:t xml:space="preserve">3. Si te equivocas en una respuesta, puedes regresar a la anterior y corregirla: escribe 0 en las preguntas de lista, o la palabra volver en las de escribir. Y si le das a Cancelar sin querer, primero te pregunta qué quieres hacer — no se pierde lo que ya llevabas contestado.</w:t>
-      </w:r>
-    </w:p>
-    <w:p>
-      <w:pPr>
-        <w:spacing w:after="60"/>
-      </w:pPr>
-      <w:r>
-        <w:rPr>
-          <w:sz w:val="22"/>
-        </w:rPr>
-        <w:t xml:space="preserve">4. Al terminar verás un resultado con la prioridad del cliente, lo que quedó pendiente (si escribiste algo), las oportunidades detectadas, y dos botones: uno para abrir el PDF del asesor y otro para el guion de conversación.</w:t>
-      </w:r>
-    </w:p>
-    <w:p>
-      <w:pPr>
-        <w:spacing w:after="280"/>
-      </w:pPr>
-      <w:r>
-        <w:rPr>
-          <w:sz w:val="22"/>
-        </w:rPr>
-        <w:t xml:space="preserve">Nota: la primera vez que uses “Generar diagnóstico”, Google puede tardar unos segundos en crear el archivo de base de datos — es normal, solo pasa una vez. En ese mismo menú hay dos opciones más: “Abrir la base de datos de clientes”, para ver el historial o compartirlo con otro asesor, y “Reconectar la base de datos”, que solo se usa si el sistema avisa que no puede abrirla.</w:t>
+        <w:t xml:space="preserve">3. Si se te olvida contestar algo obligatorio, el panel te lo dice y te marca en rojo qué falta: sin esos datos el resultado no significaría nada. Con “Nuevo diagnóstico” regresas a las tres opciones del inicio.</w:t>
+      </w:r>
+    </w:p>
+    <w:p>
+      <w:pPr>
+        <w:spacing w:after="60"/>
+      </w:pPr>
+      <w:r>
+        <w:rPr>
+          <w:sz w:val="22"/>
+        </w:rPr>
+        <w:t xml:space="preserve">4. Al terminar verás la prioridad del cliente, las oportunidades detectadas, y dos enlaces: uno para abrir el PDF del asesor y otro para el guion de conversación.</w:t>
       </w:r>
     </w:p>
     <w:p>
